--- a/Book Cycle.docx
+++ b/Book Cycle.docx
@@ -238,7 +238,10 @@
               <w:t>28</w:t>
             </w:r>
             <w:r>
-              <w:t>; TBA</w:t>
+              <w:t xml:space="preserve">; </w:t>
+            </w:r>
+            <w:r>
+              <w:t>I &amp; II Thessalonians</w:t>
             </w:r>
           </w:p>
         </w:tc>
